--- a/Assignment 8.docx
+++ b/Assignment 8.docx
@@ -38,9 +38,9 @@
           <w:lang w:eastAsia="en-IN"/>
           <w14:ligatures w14:val="none"/>
         </w:rPr>
-        <w:t xml:space="preserve">Create student/Employe Databade Table for 7 fields with data type as       </w:t>
-      </w:r>
-      <w:proofErr w:type="gramStart"/>
+        <w:t>Create student/</w:t>
+      </w:r>
+      <w:proofErr w:type="spellStart"/>
       <w:r>
         <w:rPr>
           <w:rFonts w:ascii="Calibri" w:eastAsia="Times New Roman" w:hAnsi="Calibri" w:cs="Calibri"/>
@@ -53,9 +53,9 @@
           <w:lang w:eastAsia="en-IN"/>
           <w14:ligatures w14:val="none"/>
         </w:rPr>
-        <w:t>int,char</w:t>
-      </w:r>
-      <w:proofErr w:type="gramEnd"/>
+        <w:t>Employe</w:t>
+      </w:r>
+      <w:proofErr w:type="spellEnd"/>
       <w:r>
         <w:rPr>
           <w:rFonts w:ascii="Calibri" w:eastAsia="Times New Roman" w:hAnsi="Calibri" w:cs="Calibri"/>
@@ -68,9 +68,9 @@
           <w:lang w:eastAsia="en-IN"/>
           <w14:ligatures w14:val="none"/>
         </w:rPr>
-        <w:t>,</w:t>
-      </w:r>
-      <w:proofErr w:type="gramStart"/>
+        <w:t xml:space="preserve"> </w:t>
+      </w:r>
+      <w:proofErr w:type="spellStart"/>
       <w:r>
         <w:rPr>
           <w:rFonts w:ascii="Calibri" w:eastAsia="Times New Roman" w:hAnsi="Calibri" w:cs="Calibri"/>
@@ -83,9 +83,39 @@
           <w:lang w:eastAsia="en-IN"/>
           <w14:ligatures w14:val="none"/>
         </w:rPr>
-        <w:t>string,numc</w:t>
-      </w:r>
-      <w:proofErr w:type="gramEnd"/>
+        <w:t>Databade</w:t>
+      </w:r>
+      <w:proofErr w:type="spellEnd"/>
+      <w:r>
+        <w:rPr>
+          <w:rFonts w:ascii="Calibri" w:eastAsia="Times New Roman" w:hAnsi="Calibri" w:cs="Calibri"/>
+          <w:b/>
+          <w:bCs/>
+          <w:color w:val="000000"/>
+          <w:kern w:val="0"/>
+          <w:sz w:val="28"/>
+          <w:szCs w:val="28"/>
+          <w:lang w:eastAsia="en-IN"/>
+          <w14:ligatures w14:val="none"/>
+        </w:rPr>
+        <w:t xml:space="preserve"> Table for 7 fields with data type as       </w:t>
+      </w:r>
+      <w:proofErr w:type="spellStart"/>
+      <w:r>
+        <w:rPr>
+          <w:rFonts w:ascii="Calibri" w:eastAsia="Times New Roman" w:hAnsi="Calibri" w:cs="Calibri"/>
+          <w:b/>
+          <w:bCs/>
+          <w:color w:val="000000"/>
+          <w:kern w:val="0"/>
+          <w:sz w:val="28"/>
+          <w:szCs w:val="28"/>
+          <w:lang w:eastAsia="en-IN"/>
+          <w14:ligatures w14:val="none"/>
+        </w:rPr>
+        <w:t>int,char,string,numc</w:t>
+      </w:r>
+      <w:proofErr w:type="spellEnd"/>
       <w:r>
         <w:rPr>
           <w:rFonts w:ascii="Calibri" w:eastAsia="Times New Roman" w:hAnsi="Calibri" w:cs="Calibri"/>
@@ -302,19 +332,11 @@
           <w:lang w:val="en-US"/>
         </w:rPr>
       </w:pPr>
-      <w:proofErr w:type="gramStart"/>
       <w:r>
         <w:rPr>
           <w:lang w:val="en-US"/>
         </w:rPr>
-        <w:t>Yes</w:t>
-      </w:r>
-      <w:proofErr w:type="gramEnd"/>
-      <w:r>
-        <w:rPr>
-          <w:lang w:val="en-US"/>
-        </w:rPr>
-        <w:t xml:space="preserve"> </w:t>
+        <w:t xml:space="preserve">Yes </w:t>
       </w:r>
       <w:r>
         <w:rPr>
@@ -550,14 +572,7 @@
         <w:rPr>
           <w:lang w:eastAsia="en-IN"/>
         </w:rPr>
-        <w:t xml:space="preserve">Now, create database </w:t>
-      </w:r>
-      <w:proofErr w:type="gramStart"/>
-      <w:r>
-        <w:rPr>
-          <w:lang w:eastAsia="en-IN"/>
-        </w:rPr>
-        <w:t>table</w:t>
+        <w:t>Now, create database table</w:t>
       </w:r>
       <w:r>
         <w:rPr>
@@ -565,14 +580,12 @@
         </w:rPr>
         <w:t>(</w:t>
       </w:r>
-      <w:proofErr w:type="gramEnd"/>
       <w:r>
         <w:rPr>
           <w:lang w:eastAsia="en-IN"/>
         </w:rPr>
         <w:t>ZDOMAIN_DEMO</w:t>
       </w:r>
-      <w:proofErr w:type="gramStart"/>
       <w:r>
         <w:rPr>
           <w:lang w:eastAsia="en-IN"/>
@@ -595,14 +608,7 @@
         <w:rPr>
           <w:lang w:eastAsia="en-IN"/>
         </w:rPr>
-        <w:t>but</w:t>
-      </w:r>
-      <w:proofErr w:type="gramEnd"/>
-      <w:r>
-        <w:rPr>
-          <w:lang w:eastAsia="en-IN"/>
-        </w:rPr>
-        <w:t xml:space="preserve"> for the fields, enter the name of the </w:t>
+        <w:t>but for the fields, enter the name of the </w:t>
       </w:r>
       <w:r>
         <w:rPr>
@@ -622,27 +628,13 @@
         <w:rPr>
           <w:lang w:eastAsia="en-IN"/>
         </w:rPr>
-        <w:t>(ZDE_</w:t>
-      </w:r>
-      <w:proofErr w:type="gramStart"/>
-      <w:r>
-        <w:rPr>
-          <w:lang w:eastAsia="en-IN"/>
-        </w:rPr>
-        <w:t>DEMO)</w:t>
-      </w:r>
-      <w:r>
-        <w:rPr>
-          <w:lang w:eastAsia="en-IN"/>
-        </w:rPr>
-        <w:t>we</w:t>
-      </w:r>
-      <w:proofErr w:type="gramEnd"/>
-      <w:r>
-        <w:rPr>
-          <w:lang w:eastAsia="en-IN"/>
-        </w:rPr>
-        <w:t xml:space="preserve"> </w:t>
+        <w:t>(ZDE_DEMO)</w:t>
+      </w:r>
+      <w:r>
+        <w:rPr>
+          <w:lang w:eastAsia="en-IN"/>
+        </w:rPr>
+        <w:t xml:space="preserve">we </w:t>
       </w:r>
       <w:r>
         <w:rPr>
@@ -765,14 +757,14 @@
           <w14:ligatures w14:val="none"/>
         </w:rPr>
       </w:pPr>
-      <w:proofErr w:type="gramStart"/>
+      <w:proofErr w:type="spellStart"/>
       <w:r>
         <w:t>Yes,</w:t>
       </w:r>
       <w:r>
         <w:t>we</w:t>
       </w:r>
-      <w:proofErr w:type="gramEnd"/>
+      <w:proofErr w:type="spellEnd"/>
       <w:r>
         <w:t xml:space="preserve"> can create a database table without creating a Data Element</w:t>
       </w:r>
@@ -1669,6 +1661,7 @@
           <w:lang w:eastAsia="en-IN"/>
           <w14:ligatures w14:val="none"/>
         </w:rPr>
+        <w:lastRenderedPageBreak/>
         <w:t>Reducing the data length from 10 to 5 </w:t>
       </w:r>
       <w:r>
@@ -1689,7 +1682,27 @@
           <w:lang w:eastAsia="en-IN"/>
           <w14:ligatures w14:val="none"/>
         </w:rPr>
-        <w:t xml:space="preserve"> wil</w:t>
+        <w:t xml:space="preserve"> wi</w:t>
+      </w:r>
+      <w:r>
+        <w:rPr>
+          <w:rFonts w:ascii="Calibri" w:eastAsia="Times New Roman" w:hAnsi="Calibri" w:cs="Calibri"/>
+          <w:color w:val="000000"/>
+          <w:kern w:val="0"/>
+          <w:lang w:eastAsia="en-IN"/>
+          <w14:ligatures w14:val="none"/>
+        </w:rPr>
+        <w:t>l</w:t>
+      </w:r>
+      <w:r>
+        <w:rPr>
+          <w:rFonts w:ascii="Calibri" w:eastAsia="Times New Roman" w:hAnsi="Calibri" w:cs="Calibri"/>
+          <w:color w:val="000000"/>
+          <w:kern w:val="0"/>
+          <w:lang w:eastAsia="en-IN"/>
+          <w14:ligatures w14:val="none"/>
+        </w:rPr>
+        <w:t>l</w:t>
       </w:r>
       <w:r>
         <w:rPr>
@@ -1749,17 +1762,7 @@
           <w:lang w:eastAsia="en-IN"/>
           <w14:ligatures w14:val="none"/>
         </w:rPr>
-        <w:t>new </w:t>
-      </w:r>
-      <w:r>
-        <w:rPr>
-          <w:rFonts w:ascii="Calibri" w:eastAsia="Times New Roman" w:hAnsi="Calibri" w:cs="Calibri"/>
-          <w:color w:val="000000"/>
-          <w:kern w:val="0"/>
-          <w:lang w:eastAsia="en-IN"/>
-          <w14:ligatures w14:val="none"/>
-        </w:rPr>
-        <w:t>length and limit any future entries accordingly. </w:t>
+        <w:t>new length and limit any future entries accordingly. </w:t>
       </w:r>
     </w:p>
     <w:p>
@@ -1788,7 +1791,6 @@
           <w:lang w:eastAsia="en-IN"/>
           <w14:ligatures w14:val="none"/>
         </w:rPr>
-        <w:lastRenderedPageBreak/>
         <w:t>Data Loss</w:t>
       </w:r>
       <w:r>
@@ -1876,7 +1878,34 @@
           <w:lang w:eastAsia="en-IN"/>
           <w14:ligatures w14:val="none"/>
         </w:rPr>
-        <w:t xml:space="preserve"> (Here HARISH H is deleted).</w:t>
+        <w:t xml:space="preserve"> </w:t>
+      </w:r>
+    </w:p>
+    <w:p>
+      <w:pPr>
+        <w:pStyle w:val="ListParagraph"/>
+        <w:numPr>
+          <w:ilvl w:val="0"/>
+          <w:numId w:val="8"/>
+        </w:numPr>
+        <w:spacing w:after="0" w:line="240" w:lineRule="auto"/>
+        <w:rPr>
+          <w:rFonts w:ascii="Calibri" w:eastAsia="Times New Roman" w:hAnsi="Calibri" w:cs="Calibri"/>
+          <w:color w:val="000000"/>
+          <w:kern w:val="0"/>
+          <w:lang w:eastAsia="en-IN"/>
+          <w14:ligatures w14:val="none"/>
+        </w:rPr>
+      </w:pPr>
+      <w:r>
+        <w:rPr>
+          <w:rFonts w:ascii="Calibri" w:eastAsia="Times New Roman" w:hAnsi="Calibri" w:cs="Calibri"/>
+          <w:color w:val="000000"/>
+          <w:kern w:val="0"/>
+          <w:lang w:eastAsia="en-IN"/>
+          <w14:ligatures w14:val="none"/>
+        </w:rPr>
+        <w:t>(Here HARISH H is deleted).</w:t>
       </w:r>
     </w:p>
     <w:p>
@@ -1930,6 +1959,37 @@
           <w14:ligatures w14:val="none"/>
         </w:rPr>
         <w:t xml:space="preserve">What are the properties of Data Element? </w:t>
+      </w:r>
+    </w:p>
+    <w:p>
+      <w:pPr>
+        <w:pStyle w:val="ListParagraph"/>
+        <w:numPr>
+          <w:ilvl w:val="0"/>
+          <w:numId w:val="8"/>
+        </w:numPr>
+        <w:spacing w:after="0" w:line="240" w:lineRule="auto"/>
+        <w:rPr>
+          <w:rFonts w:ascii="Calibri" w:eastAsia="Times New Roman" w:hAnsi="Calibri" w:cs="Calibri"/>
+          <w:color w:val="000000"/>
+          <w:kern w:val="0"/>
+          <w:sz w:val="28"/>
+          <w:szCs w:val="28"/>
+          <w:lang w:eastAsia="en-IN"/>
+          <w14:ligatures w14:val="none"/>
+        </w:rPr>
+      </w:pPr>
+      <w:r>
+        <w:rPr>
+          <w:rFonts w:ascii="Calibri" w:eastAsia="Times New Roman" w:hAnsi="Calibri" w:cs="Calibri"/>
+          <w:color w:val="000000"/>
+          <w:kern w:val="0"/>
+          <w:sz w:val="28"/>
+          <w:szCs w:val="28"/>
+          <w:lang w:eastAsia="en-IN"/>
+          <w14:ligatures w14:val="none"/>
+        </w:rPr>
+        <w:t>A data element defines the semantic meaning (business meaning) of a field and links it to a domain.</w:t>
       </w:r>
     </w:p>
     <w:p>
@@ -2249,6 +2309,7 @@
           <w:b/>
           <w:bCs/>
         </w:rPr>
+        <w:lastRenderedPageBreak/>
         <w:t>Medium Label (20 chars):</w:t>
       </w:r>
       <w:r>
@@ -2315,8 +2376,8 @@
       <w:r>
         <w:rPr>
           <w:rFonts w:cstheme="minorHAnsi"/>
-        </w:rPr>
-        <w:lastRenderedPageBreak/>
+          <w:noProof/>
+        </w:rPr>
         <w:drawing>
           <wp:inline distT="0" distB="0" distL="0" distR="0" wp14:anchorId="3D7BA3C2" wp14:editId="4B46156B">
             <wp:extent cx="5387807" cy="1386960"/>
@@ -2417,6 +2478,8 @@
         </w:numPr>
         <w:rPr>
           <w:rFonts w:asciiTheme="minorHAnsi" w:hAnsiTheme="minorHAnsi" w:cstheme="minorHAnsi"/>
+          <w:sz w:val="28"/>
+          <w:szCs w:val="28"/>
         </w:rPr>
       </w:pPr>
       <w:r>
@@ -2424,12 +2487,16 @@
           <w:rFonts w:asciiTheme="minorHAnsi" w:hAnsiTheme="minorHAnsi" w:cstheme="minorHAnsi"/>
           <w:b/>
           <w:bCs/>
+          <w:sz w:val="28"/>
+          <w:szCs w:val="28"/>
         </w:rPr>
         <w:t>Documentation:</w:t>
       </w:r>
       <w:r>
         <w:rPr>
           <w:rFonts w:asciiTheme="minorHAnsi" w:hAnsiTheme="minorHAnsi" w:cstheme="minorHAnsi"/>
+          <w:sz w:val="28"/>
+          <w:szCs w:val="28"/>
         </w:rPr>
         <w:t xml:space="preserve"> You can write "F1 Help" text for the data element, which explains to the user what they should enter in that field.</w:t>
       </w:r>
@@ -2450,6 +2517,7 @@
       <w:r>
         <w:rPr>
           <w:rFonts w:asciiTheme="minorHAnsi" w:hAnsiTheme="minorHAnsi" w:cstheme="minorHAnsi"/>
+          <w:noProof/>
         </w:rPr>
         <w:drawing>
           <wp:inline distT="0" distB="0" distL="0" distR="0" wp14:anchorId="1BC07970" wp14:editId="02FC3A59">
@@ -2530,14 +2598,9 @@
           <w:lang w:eastAsia="en-IN"/>
           <w14:ligatures w14:val="none"/>
         </w:rPr>
-        <w:t xml:space="preserve"> Allows the system to "remember" a value (like a User ID or Company Code) across different screens and sessions.</w:t>
-      </w:r>
-    </w:p>
-    <w:p>
-      <w:pPr>
-        <w:pStyle w:val="ListParagraph"/>
-        <w:spacing w:after="0" w:line="240" w:lineRule="auto"/>
-        <w:ind w:left="360"/>
+        <w:t xml:space="preserve"> Allows the system to "remember" a value (like a</w:t>
+      </w:r>
+      <w:r>
         <w:rPr>
           <w:rFonts w:ascii="Calibri" w:eastAsia="Times New Roman" w:hAnsi="Calibri" w:cs="Calibri"/>
           <w:color w:val="000000"/>
@@ -2547,12 +2610,9 @@
           <w:lang w:eastAsia="en-IN"/>
           <w14:ligatures w14:val="none"/>
         </w:rPr>
-      </w:pPr>
-    </w:p>
-    <w:p>
-      <w:pPr>
-        <w:spacing w:after="0" w:line="240" w:lineRule="auto"/>
-        <w:ind w:firstLine="720"/>
+        <w:t xml:space="preserve"> </w:t>
+      </w:r>
+      <w:r>
         <w:rPr>
           <w:rFonts w:ascii="Calibri" w:eastAsia="Times New Roman" w:hAnsi="Calibri" w:cs="Calibri"/>
           <w:color w:val="000000"/>
@@ -2562,11 +2622,44 @@
           <w:lang w:eastAsia="en-IN"/>
           <w14:ligatures w14:val="none"/>
         </w:rPr>
+        <w:t>User ID or Company Code) across different screens and sessions.</w:t>
+      </w:r>
+    </w:p>
+    <w:p>
+      <w:pPr>
+        <w:pStyle w:val="ListParagraph"/>
+        <w:spacing w:after="0" w:line="240" w:lineRule="auto"/>
+        <w:ind w:left="360"/>
+        <w:rPr>
+          <w:rFonts w:ascii="Calibri" w:eastAsia="Times New Roman" w:hAnsi="Calibri" w:cs="Calibri"/>
+          <w:color w:val="000000"/>
+          <w:kern w:val="0"/>
+          <w:sz w:val="28"/>
+          <w:szCs w:val="28"/>
+          <w:lang w:eastAsia="en-IN"/>
+          <w14:ligatures w14:val="none"/>
+        </w:rPr>
+      </w:pPr>
+    </w:p>
+    <w:p>
+      <w:pPr>
+        <w:spacing w:after="0" w:line="240" w:lineRule="auto"/>
+        <w:ind w:firstLine="720"/>
+        <w:rPr>
+          <w:rFonts w:ascii="Calibri" w:eastAsia="Times New Roman" w:hAnsi="Calibri" w:cs="Calibri"/>
+          <w:color w:val="000000"/>
+          <w:kern w:val="0"/>
+          <w:sz w:val="28"/>
+          <w:szCs w:val="28"/>
+          <w:lang w:eastAsia="en-IN"/>
+          <w14:ligatures w14:val="none"/>
+        </w:rPr>
       </w:pPr>
       <w:r>
         <w:rPr>
           <w:noProof/>
         </w:rPr>
+        <w:lastRenderedPageBreak/>
         <w:t xml:space="preserve">  </w:t>
       </w:r>
       <w:r>
@@ -2642,7 +2735,6 @@
           <w:lang w:eastAsia="en-IN"/>
           <w14:ligatures w14:val="none"/>
         </w:rPr>
-        <w:lastRenderedPageBreak/>
         <w:t>Sign &amp; case-sensitive when we use &amp; what it does when we select or deselect.</w:t>
       </w:r>
     </w:p>
@@ -3115,6 +3207,7 @@
           <w:lang w:eastAsia="en-IN"/>
           <w14:ligatures w14:val="none"/>
         </w:rPr>
+        <w:lastRenderedPageBreak/>
         <w:t>When Deselected:</w:t>
       </w:r>
     </w:p>
@@ -3272,6 +3365,9 @@
     <w:p>
       <w:pPr>
         <w:pStyle w:val="ListParagraph"/>
+        <w:tabs>
+          <w:tab w:val="left" w:pos="3660"/>
+        </w:tabs>
         <w:spacing w:after="0" w:line="240" w:lineRule="auto"/>
         <w:ind w:left="360"/>
         <w:rPr>
@@ -3619,6 +3715,7 @@
       </w:pPr>
       <w:r>
         <w:rPr>
+          <w:noProof/>
           <w:lang w:eastAsia="en-IN"/>
         </w:rPr>
         <w:drawing>
@@ -3716,37 +3813,7 @@
           <w:lang w:eastAsia="en-IN"/>
           <w14:ligatures w14:val="none"/>
         </w:rPr>
-        <w:t xml:space="preserve"> (APPL</w:t>
-      </w:r>
-      <w:proofErr w:type="gramStart"/>
-      <w:r>
-        <w:rPr>
-          <w:rFonts w:ascii="Calibri" w:eastAsia="Times New Roman" w:hAnsi="Calibri" w:cs="Calibri"/>
-          <w:b/>
-          <w:bCs/>
-          <w:color w:val="000000"/>
-          <w:kern w:val="0"/>
-          <w:sz w:val="28"/>
-          <w:szCs w:val="28"/>
-          <w:lang w:eastAsia="en-IN"/>
-          <w14:ligatures w14:val="none"/>
-        </w:rPr>
-        <w:t>0,APPL1,APPL</w:t>
-      </w:r>
-      <w:proofErr w:type="gramEnd"/>
-      <w:r>
-        <w:rPr>
-          <w:rFonts w:ascii="Calibri" w:eastAsia="Times New Roman" w:hAnsi="Calibri" w:cs="Calibri"/>
-          <w:b/>
-          <w:bCs/>
-          <w:color w:val="000000"/>
-          <w:kern w:val="0"/>
-          <w:sz w:val="28"/>
-          <w:szCs w:val="28"/>
-          <w:lang w:eastAsia="en-IN"/>
-          <w14:ligatures w14:val="none"/>
-        </w:rPr>
-        <w:t>2)</w:t>
+        <w:t xml:space="preserve"> (APPL0,APPL1,APPL2)</w:t>
       </w:r>
     </w:p>
     <w:p>
@@ -3800,6 +3867,7 @@
           <w:lang w:eastAsia="en-IN"/>
           <w14:ligatures w14:val="none"/>
         </w:rPr>
+        <w:lastRenderedPageBreak/>
         <w:t>It tells SAP whether the table contains master data, transaction data, or organizational/customizing data.</w:t>
       </w:r>
     </w:p>
@@ -3934,7 +4002,6 @@
         <w:rPr>
           <w:noProof/>
         </w:rPr>
-        <w:lastRenderedPageBreak/>
         <w:drawing>
           <wp:inline distT="0" distB="0" distL="0" distR="0" wp14:anchorId="56457C37" wp14:editId="3BBDBB54">
             <wp:extent cx="5476875" cy="2321574"/>
@@ -4235,6 +4302,7 @@
       </w:pPr>
       <w:r>
         <w:rPr>
+          <w:noProof/>
           <w:lang w:eastAsia="en-IN"/>
         </w:rPr>
         <w:drawing>
@@ -5907,6 +5975,119 @@
     </w:lvl>
   </w:abstractNum>
   <w:abstractNum w:abstractNumId="13" w15:restartNumberingAfterBreak="0">
+    <w:nsid w:val="4ECC377F"/>
+    <w:multiLevelType w:val="hybridMultilevel"/>
+    <w:tmpl w:val="C3D099FE"/>
+    <w:lvl w:ilvl="0" w:tplc="3356B484">
+      <w:start w:val="3"/>
+      <w:numFmt w:val="bullet"/>
+      <w:lvlText w:val=""/>
+      <w:lvlJc w:val="left"/>
+      <w:pPr>
+        <w:ind w:left="720" w:hanging="360"/>
+      </w:pPr>
+      <w:rPr>
+        <w:rFonts w:ascii="Wingdings" w:eastAsia="Times New Roman" w:hAnsi="Wingdings" w:cs="Calibri" w:hint="default"/>
+      </w:rPr>
+    </w:lvl>
+    <w:lvl w:ilvl="1" w:tplc="40090003" w:tentative="1">
+      <w:start w:val="1"/>
+      <w:numFmt w:val="bullet"/>
+      <w:lvlText w:val="o"/>
+      <w:lvlJc w:val="left"/>
+      <w:pPr>
+        <w:ind w:left="1440" w:hanging="360"/>
+      </w:pPr>
+      <w:rPr>
+        <w:rFonts w:ascii="Courier New" w:hAnsi="Courier New" w:cs="Courier New" w:hint="default"/>
+      </w:rPr>
+    </w:lvl>
+    <w:lvl w:ilvl="2" w:tplc="40090005" w:tentative="1">
+      <w:start w:val="1"/>
+      <w:numFmt w:val="bullet"/>
+      <w:lvlText w:val=""/>
+      <w:lvlJc w:val="left"/>
+      <w:pPr>
+        <w:ind w:left="2160" w:hanging="360"/>
+      </w:pPr>
+      <w:rPr>
+        <w:rFonts w:ascii="Wingdings" w:hAnsi="Wingdings" w:hint="default"/>
+      </w:rPr>
+    </w:lvl>
+    <w:lvl w:ilvl="3" w:tplc="40090001" w:tentative="1">
+      <w:start w:val="1"/>
+      <w:numFmt w:val="bullet"/>
+      <w:lvlText w:val=""/>
+      <w:lvlJc w:val="left"/>
+      <w:pPr>
+        <w:ind w:left="2880" w:hanging="360"/>
+      </w:pPr>
+      <w:rPr>
+        <w:rFonts w:ascii="Symbol" w:hAnsi="Symbol" w:hint="default"/>
+      </w:rPr>
+    </w:lvl>
+    <w:lvl w:ilvl="4" w:tplc="40090003" w:tentative="1">
+      <w:start w:val="1"/>
+      <w:numFmt w:val="bullet"/>
+      <w:lvlText w:val="o"/>
+      <w:lvlJc w:val="left"/>
+      <w:pPr>
+        <w:ind w:left="3600" w:hanging="360"/>
+      </w:pPr>
+      <w:rPr>
+        <w:rFonts w:ascii="Courier New" w:hAnsi="Courier New" w:cs="Courier New" w:hint="default"/>
+      </w:rPr>
+    </w:lvl>
+    <w:lvl w:ilvl="5" w:tplc="40090005" w:tentative="1">
+      <w:start w:val="1"/>
+      <w:numFmt w:val="bullet"/>
+      <w:lvlText w:val=""/>
+      <w:lvlJc w:val="left"/>
+      <w:pPr>
+        <w:ind w:left="4320" w:hanging="360"/>
+      </w:pPr>
+      <w:rPr>
+        <w:rFonts w:ascii="Wingdings" w:hAnsi="Wingdings" w:hint="default"/>
+      </w:rPr>
+    </w:lvl>
+    <w:lvl w:ilvl="6" w:tplc="40090001" w:tentative="1">
+      <w:start w:val="1"/>
+      <w:numFmt w:val="bullet"/>
+      <w:lvlText w:val=""/>
+      <w:lvlJc w:val="left"/>
+      <w:pPr>
+        <w:ind w:left="5040" w:hanging="360"/>
+      </w:pPr>
+      <w:rPr>
+        <w:rFonts w:ascii="Symbol" w:hAnsi="Symbol" w:hint="default"/>
+      </w:rPr>
+    </w:lvl>
+    <w:lvl w:ilvl="7" w:tplc="40090003" w:tentative="1">
+      <w:start w:val="1"/>
+      <w:numFmt w:val="bullet"/>
+      <w:lvlText w:val="o"/>
+      <w:lvlJc w:val="left"/>
+      <w:pPr>
+        <w:ind w:left="5760" w:hanging="360"/>
+      </w:pPr>
+      <w:rPr>
+        <w:rFonts w:ascii="Courier New" w:hAnsi="Courier New" w:cs="Courier New" w:hint="default"/>
+      </w:rPr>
+    </w:lvl>
+    <w:lvl w:ilvl="8" w:tplc="40090005" w:tentative="1">
+      <w:start w:val="1"/>
+      <w:numFmt w:val="bullet"/>
+      <w:lvlText w:val=""/>
+      <w:lvlJc w:val="left"/>
+      <w:pPr>
+        <w:ind w:left="6480" w:hanging="360"/>
+      </w:pPr>
+      <w:rPr>
+        <w:rFonts w:ascii="Wingdings" w:hAnsi="Wingdings" w:hint="default"/>
+      </w:rPr>
+    </w:lvl>
+  </w:abstractNum>
+  <w:abstractNum w:abstractNumId="14" w15:restartNumberingAfterBreak="0">
     <w:nsid w:val="53204913"/>
     <w:multiLevelType w:val="hybridMultilevel"/>
     <w:tmpl w:val="7780C5BE"/>
@@ -6019,7 +6200,7 @@
       </w:rPr>
     </w:lvl>
   </w:abstractNum>
-  <w:abstractNum w:abstractNumId="14" w15:restartNumberingAfterBreak="0">
+  <w:abstractNum w:abstractNumId="15" w15:restartNumberingAfterBreak="0">
     <w:nsid w:val="613B5526"/>
     <w:multiLevelType w:val="hybridMultilevel"/>
     <w:tmpl w:val="EAB4B534"/>
@@ -6132,7 +6313,7 @@
       </w:rPr>
     </w:lvl>
   </w:abstractNum>
-  <w:abstractNum w:abstractNumId="15" w15:restartNumberingAfterBreak="0">
+  <w:abstractNum w:abstractNumId="16" w15:restartNumberingAfterBreak="0">
     <w:nsid w:val="61A37694"/>
     <w:multiLevelType w:val="hybridMultilevel"/>
     <w:tmpl w:val="AAE0E7CE"/>
@@ -6224,7 +6405,7 @@
       </w:pPr>
     </w:lvl>
   </w:abstractNum>
-  <w:abstractNum w:abstractNumId="16" w15:restartNumberingAfterBreak="0">
+  <w:abstractNum w:abstractNumId="17" w15:restartNumberingAfterBreak="0">
     <w:nsid w:val="6F061235"/>
     <w:multiLevelType w:val="multilevel"/>
     <w:tmpl w:val="5B262116"/>
@@ -6373,7 +6554,7 @@
       </w:rPr>
     </w:lvl>
   </w:abstractNum>
-  <w:abstractNum w:abstractNumId="17" w15:restartNumberingAfterBreak="0">
+  <w:abstractNum w:abstractNumId="18" w15:restartNumberingAfterBreak="0">
     <w:nsid w:val="7D852543"/>
     <w:multiLevelType w:val="multilevel"/>
     <w:tmpl w:val="4FEA39C4"/>
@@ -6487,7 +6668,7 @@
     </w:lvl>
   </w:abstractNum>
   <w:num w:numId="1" w16cid:durableId="480343418">
-    <w:abstractNumId w:val="15"/>
+    <w:abstractNumId w:val="16"/>
   </w:num>
   <w:num w:numId="2" w16cid:durableId="377323278">
     <w:abstractNumId w:val="6"/>
@@ -6496,7 +6677,7 @@
     <w:abstractNumId w:val="1"/>
   </w:num>
   <w:num w:numId="4" w16cid:durableId="520052497">
-    <w:abstractNumId w:val="14"/>
+    <w:abstractNumId w:val="15"/>
   </w:num>
   <w:num w:numId="5" w16cid:durableId="750540017">
     <w:abstractNumId w:val="4"/>
@@ -6526,19 +6707,22 @@
     <w:abstractNumId w:val="9"/>
   </w:num>
   <w:num w:numId="14" w16cid:durableId="1189561861">
+    <w:abstractNumId w:val="18"/>
+  </w:num>
+  <w:num w:numId="15" w16cid:durableId="1329869762">
     <w:abstractNumId w:val="17"/>
   </w:num>
-  <w:num w:numId="15" w16cid:durableId="1329869762">
-    <w:abstractNumId w:val="16"/>
-  </w:num>
   <w:num w:numId="16" w16cid:durableId="1765372062">
-    <w:abstractNumId w:val="13"/>
+    <w:abstractNumId w:val="14"/>
   </w:num>
   <w:num w:numId="17" w16cid:durableId="356542229">
     <w:abstractNumId w:val="11"/>
   </w:num>
   <w:num w:numId="18" w16cid:durableId="2021816032">
     <w:abstractNumId w:val="0"/>
+  </w:num>
+  <w:num w:numId="19" w16cid:durableId="1125855682">
+    <w:abstractNumId w:val="13"/>
   </w:num>
 </w:numbering>
 </file>
@@ -7146,6 +7330,7 @@
   <w:style w:type="character" w:default="1" w:styleId="DefaultParagraphFont">
     <w:name w:val="Default Paragraph Font"/>
     <w:uiPriority w:val="1"/>
+    <w:semiHidden/>
     <w:unhideWhenUsed/>
   </w:style>
   <w:style w:type="table" w:default="1" w:styleId="TableNormal">

--- a/Assignment 8.docx
+++ b/Assignment 8.docx
@@ -101,6 +101,7 @@
         <w:t xml:space="preserve"> Table for 7 fields with data type as       </w:t>
       </w:r>
       <w:proofErr w:type="spellStart"/>
+      <w:proofErr w:type="gramStart"/>
       <w:r>
         <w:rPr>
           <w:rFonts w:ascii="Calibri" w:eastAsia="Times New Roman" w:hAnsi="Calibri" w:cs="Calibri"/>
@@ -113,9 +114,40 @@
           <w:lang w:eastAsia="en-IN"/>
           <w14:ligatures w14:val="none"/>
         </w:rPr>
-        <w:t>int,char,string,numc</w:t>
+        <w:t>int,char</w:t>
+      </w:r>
+      <w:proofErr w:type="gramEnd"/>
+      <w:r>
+        <w:rPr>
+          <w:rFonts w:ascii="Calibri" w:eastAsia="Times New Roman" w:hAnsi="Calibri" w:cs="Calibri"/>
+          <w:b/>
+          <w:bCs/>
+          <w:color w:val="000000"/>
+          <w:kern w:val="0"/>
+          <w:sz w:val="28"/>
+          <w:szCs w:val="28"/>
+          <w:lang w:eastAsia="en-IN"/>
+          <w14:ligatures w14:val="none"/>
+        </w:rPr>
+        <w:t>,</w:t>
+      </w:r>
+      <w:proofErr w:type="gramStart"/>
+      <w:r>
+        <w:rPr>
+          <w:rFonts w:ascii="Calibri" w:eastAsia="Times New Roman" w:hAnsi="Calibri" w:cs="Calibri"/>
+          <w:b/>
+          <w:bCs/>
+          <w:color w:val="000000"/>
+          <w:kern w:val="0"/>
+          <w:sz w:val="28"/>
+          <w:szCs w:val="28"/>
+          <w:lang w:eastAsia="en-IN"/>
+          <w14:ligatures w14:val="none"/>
+        </w:rPr>
+        <w:t>string,numc</w:t>
       </w:r>
       <w:proofErr w:type="spellEnd"/>
+      <w:proofErr w:type="gramEnd"/>
       <w:r>
         <w:rPr>
           <w:rFonts w:ascii="Calibri" w:eastAsia="Times New Roman" w:hAnsi="Calibri" w:cs="Calibri"/>
@@ -332,11 +364,19 @@
           <w:lang w:val="en-US"/>
         </w:rPr>
       </w:pPr>
+      <w:proofErr w:type="gramStart"/>
       <w:r>
         <w:rPr>
           <w:lang w:val="en-US"/>
         </w:rPr>
-        <w:t xml:space="preserve">Yes </w:t>
+        <w:t>Yes</w:t>
+      </w:r>
+      <w:proofErr w:type="gramEnd"/>
+      <w:r>
+        <w:rPr>
+          <w:lang w:val="en-US"/>
+        </w:rPr>
+        <w:t xml:space="preserve"> </w:t>
       </w:r>
       <w:r>
         <w:rPr>
@@ -578,6 +618,12 @@
         <w:rPr>
           <w:lang w:eastAsia="en-IN"/>
         </w:rPr>
+        <w:t xml:space="preserve"> </w:t>
+      </w:r>
+      <w:r>
+        <w:rPr>
+          <w:lang w:eastAsia="en-IN"/>
+        </w:rPr>
         <w:t>(</w:t>
       </w:r>
       <w:r>
@@ -596,13 +642,13 @@
         <w:rPr>
           <w:lang w:eastAsia="en-IN"/>
         </w:rPr>
+        <w:t>,</w:t>
+      </w:r>
+      <w:r>
+        <w:rPr>
+          <w:lang w:eastAsia="en-IN"/>
+        </w:rPr>
         <w:t xml:space="preserve"> </w:t>
-      </w:r>
-      <w:r>
-        <w:rPr>
-          <w:lang w:eastAsia="en-IN"/>
-        </w:rPr>
-        <w:t>,</w:t>
       </w:r>
       <w:r>
         <w:rPr>
@@ -629,6 +675,12 @@
           <w:lang w:eastAsia="en-IN"/>
         </w:rPr>
         <w:t>(ZDE_DEMO)</w:t>
+      </w:r>
+      <w:r>
+        <w:rPr>
+          <w:lang w:eastAsia="en-IN"/>
+        </w:rPr>
+        <w:t xml:space="preserve"> </w:t>
       </w:r>
       <w:r>
         <w:rPr>
@@ -757,16 +809,26 @@
           <w14:ligatures w14:val="none"/>
         </w:rPr>
       </w:pPr>
-      <w:proofErr w:type="spellStart"/>
-      <w:r>
+      <w:r>
+        <w:rPr>
+          <w:sz w:val="28"/>
+          <w:szCs w:val="28"/>
+        </w:rPr>
         <w:t>Yes,</w:t>
       </w:r>
       <w:r>
-        <w:t>we</w:t>
-      </w:r>
-      <w:proofErr w:type="spellEnd"/>
-      <w:r>
-        <w:t xml:space="preserve"> can create a database table without creating a Data Element</w:t>
+        <w:rPr>
+          <w:sz w:val="28"/>
+          <w:szCs w:val="28"/>
+        </w:rPr>
+        <w:t xml:space="preserve"> </w:t>
+      </w:r>
+      <w:r>
+        <w:rPr>
+          <w:sz w:val="28"/>
+          <w:szCs w:val="28"/>
+        </w:rPr>
+        <w:t>we can create a database table without creating a Data Element</w:t>
       </w:r>
     </w:p>
     <w:p>
@@ -778,23 +840,31 @@
         </w:numPr>
         <w:rPr>
           <w:rFonts w:asciiTheme="minorHAnsi" w:hAnsiTheme="minorHAnsi" w:cstheme="minorHAnsi"/>
+          <w:sz w:val="28"/>
+          <w:szCs w:val="28"/>
         </w:rPr>
       </w:pPr>
       <w:r>
         <w:rPr>
           <w:rFonts w:asciiTheme="minorHAnsi" w:hAnsiTheme="minorHAnsi" w:cstheme="minorHAnsi"/>
+          <w:sz w:val="28"/>
+          <w:szCs w:val="28"/>
         </w:rPr>
         <w:t>Enter the required table name (</w:t>
       </w:r>
       <w:r>
         <w:rPr>
           <w:rFonts w:asciiTheme="minorHAnsi" w:hAnsiTheme="minorHAnsi" w:cstheme="minorHAnsi"/>
+          <w:sz w:val="28"/>
+          <w:szCs w:val="28"/>
         </w:rPr>
         <w:t>ZDATAELEMENT_DEM</w:t>
       </w:r>
       <w:r>
         <w:rPr>
           <w:rFonts w:asciiTheme="minorHAnsi" w:hAnsiTheme="minorHAnsi" w:cstheme="minorHAnsi"/>
+          <w:sz w:val="28"/>
+          <w:szCs w:val="28"/>
         </w:rPr>
         <w:t xml:space="preserve">) and click on </w:t>
       </w:r>
@@ -802,12 +872,16 @@
         <w:rPr>
           <w:rStyle w:val="Strong"/>
           <w:rFonts w:asciiTheme="minorHAnsi" w:eastAsiaTheme="majorEastAsia" w:hAnsiTheme="minorHAnsi" w:cstheme="minorHAnsi"/>
+          <w:sz w:val="28"/>
+          <w:szCs w:val="28"/>
         </w:rPr>
         <w:t>Create</w:t>
       </w:r>
       <w:r>
         <w:rPr>
           <w:rFonts w:asciiTheme="minorHAnsi" w:hAnsiTheme="minorHAnsi" w:cstheme="minorHAnsi"/>
+          <w:sz w:val="28"/>
+          <w:szCs w:val="28"/>
         </w:rPr>
         <w:t>.</w:t>
       </w:r>
@@ -824,15 +898,19 @@
           <w:rFonts w:ascii="Calibri" w:eastAsia="Times New Roman" w:hAnsi="Calibri" w:cs="Calibri"/>
           <w:color w:val="000000"/>
           <w:kern w:val="0"/>
-          <w:lang w:eastAsia="en-IN"/>
-          <w14:ligatures w14:val="none"/>
-        </w:rPr>
-      </w:pPr>
-      <w:r>
-        <w:rPr>
-          <w:rFonts w:ascii="Calibri" w:eastAsia="Times New Roman" w:hAnsi="Calibri" w:cs="Calibri"/>
-          <w:color w:val="000000"/>
-          <w:kern w:val="0"/>
+          <w:sz w:val="28"/>
+          <w:szCs w:val="28"/>
+          <w:lang w:eastAsia="en-IN"/>
+          <w14:ligatures w14:val="none"/>
+        </w:rPr>
+      </w:pPr>
+      <w:r>
+        <w:rPr>
+          <w:rFonts w:ascii="Calibri" w:eastAsia="Times New Roman" w:hAnsi="Calibri" w:cs="Calibri"/>
+          <w:color w:val="000000"/>
+          <w:kern w:val="0"/>
+          <w:sz w:val="28"/>
+          <w:szCs w:val="28"/>
           <w:lang w:eastAsia="en-IN"/>
           <w14:ligatures w14:val="none"/>
         </w:rPr>
@@ -845,6 +923,8 @@
           <w:bCs/>
           <w:color w:val="000000"/>
           <w:kern w:val="0"/>
+          <w:sz w:val="28"/>
+          <w:szCs w:val="28"/>
           <w:lang w:eastAsia="en-IN"/>
           <w14:ligatures w14:val="none"/>
         </w:rPr>
@@ -855,6 +935,8 @@
           <w:rFonts w:ascii="Calibri" w:eastAsia="Times New Roman" w:hAnsi="Calibri" w:cs="Calibri"/>
           <w:color w:val="000000"/>
           <w:kern w:val="0"/>
+          <w:sz w:val="28"/>
+          <w:szCs w:val="28"/>
           <w:lang w:eastAsia="en-IN"/>
           <w14:ligatures w14:val="none"/>
         </w:rPr>
@@ -867,6 +949,8 @@
           <w:bCs/>
           <w:color w:val="000000"/>
           <w:kern w:val="0"/>
+          <w:sz w:val="28"/>
+          <w:szCs w:val="28"/>
           <w:lang w:eastAsia="en-IN"/>
           <w14:ligatures w14:val="none"/>
         </w:rPr>
@@ -877,6 +961,8 @@
           <w:rFonts w:ascii="Calibri" w:eastAsia="Times New Roman" w:hAnsi="Calibri" w:cs="Calibri"/>
           <w:color w:val="000000"/>
           <w:kern w:val="0"/>
+          <w:sz w:val="28"/>
+          <w:szCs w:val="28"/>
           <w:lang w:eastAsia="en-IN"/>
           <w14:ligatures w14:val="none"/>
         </w:rPr>
@@ -889,6 +975,8 @@
           <w:bCs/>
           <w:color w:val="000000"/>
           <w:kern w:val="0"/>
+          <w:sz w:val="28"/>
+          <w:szCs w:val="28"/>
           <w:lang w:eastAsia="en-IN"/>
           <w14:ligatures w14:val="none"/>
         </w:rPr>
@@ -899,6 +987,8 @@
           <w:rFonts w:ascii="Calibri" w:eastAsia="Times New Roman" w:hAnsi="Calibri" w:cs="Calibri"/>
           <w:color w:val="000000"/>
           <w:kern w:val="0"/>
+          <w:sz w:val="28"/>
+          <w:szCs w:val="28"/>
           <w:lang w:eastAsia="en-IN"/>
           <w14:ligatures w14:val="none"/>
         </w:rPr>
@@ -917,15 +1007,19 @@
           <w:rFonts w:ascii="Calibri" w:eastAsia="Times New Roman" w:hAnsi="Calibri" w:cs="Calibri"/>
           <w:color w:val="000000"/>
           <w:kern w:val="0"/>
-          <w:lang w:eastAsia="en-IN"/>
-          <w14:ligatures w14:val="none"/>
-        </w:rPr>
-      </w:pPr>
-      <w:r>
-        <w:rPr>
-          <w:rFonts w:ascii="Calibri" w:eastAsia="Times New Roman" w:hAnsi="Calibri" w:cs="Calibri"/>
-          <w:color w:val="000000"/>
-          <w:kern w:val="0"/>
+          <w:sz w:val="28"/>
+          <w:szCs w:val="28"/>
+          <w:lang w:eastAsia="en-IN"/>
+          <w14:ligatures w14:val="none"/>
+        </w:rPr>
+      </w:pPr>
+      <w:r>
+        <w:rPr>
+          <w:rFonts w:ascii="Calibri" w:eastAsia="Times New Roman" w:hAnsi="Calibri" w:cs="Calibri"/>
+          <w:color w:val="000000"/>
+          <w:kern w:val="0"/>
+          <w:sz w:val="28"/>
+          <w:szCs w:val="28"/>
           <w:lang w:eastAsia="en-IN"/>
           <w14:ligatures w14:val="none"/>
         </w:rPr>
@@ -938,6 +1032,8 @@
           <w:bCs/>
           <w:color w:val="000000"/>
           <w:kern w:val="0"/>
+          <w:sz w:val="28"/>
+          <w:szCs w:val="28"/>
           <w:lang w:eastAsia="en-IN"/>
           <w14:ligatures w14:val="none"/>
         </w:rPr>
@@ -948,6 +1044,8 @@
           <w:rFonts w:ascii="Calibri" w:eastAsia="Times New Roman" w:hAnsi="Calibri" w:cs="Calibri"/>
           <w:color w:val="000000"/>
           <w:kern w:val="0"/>
+          <w:sz w:val="28"/>
+          <w:szCs w:val="28"/>
           <w:lang w:eastAsia="en-IN"/>
           <w14:ligatures w14:val="none"/>
         </w:rPr>
@@ -966,15 +1064,19 @@
           <w:rFonts w:ascii="Calibri" w:eastAsia="Times New Roman" w:hAnsi="Calibri" w:cs="Calibri"/>
           <w:color w:val="000000"/>
           <w:kern w:val="0"/>
-          <w:lang w:eastAsia="en-IN"/>
-          <w14:ligatures w14:val="none"/>
-        </w:rPr>
-      </w:pPr>
-      <w:r>
-        <w:rPr>
-          <w:rFonts w:ascii="Calibri" w:eastAsia="Times New Roman" w:hAnsi="Calibri" w:cs="Calibri"/>
-          <w:color w:val="000000"/>
-          <w:kern w:val="0"/>
+          <w:sz w:val="28"/>
+          <w:szCs w:val="28"/>
+          <w:lang w:eastAsia="en-IN"/>
+          <w14:ligatures w14:val="none"/>
+        </w:rPr>
+      </w:pPr>
+      <w:r>
+        <w:rPr>
+          <w:rFonts w:ascii="Calibri" w:eastAsia="Times New Roman" w:hAnsi="Calibri" w:cs="Calibri"/>
+          <w:color w:val="000000"/>
+          <w:kern w:val="0"/>
+          <w:sz w:val="28"/>
+          <w:szCs w:val="28"/>
           <w:lang w:eastAsia="en-IN"/>
           <w14:ligatures w14:val="none"/>
         </w:rPr>
@@ -987,6 +1089,8 @@
           <w:bCs/>
           <w:color w:val="000000"/>
           <w:kern w:val="0"/>
+          <w:sz w:val="28"/>
+          <w:szCs w:val="28"/>
           <w:lang w:eastAsia="en-IN"/>
           <w14:ligatures w14:val="none"/>
         </w:rPr>
@@ -997,6 +1101,8 @@
           <w:rFonts w:ascii="Calibri" w:eastAsia="Times New Roman" w:hAnsi="Calibri" w:cs="Calibri"/>
           <w:color w:val="000000"/>
           <w:kern w:val="0"/>
+          <w:sz w:val="28"/>
+          <w:szCs w:val="28"/>
           <w:lang w:eastAsia="en-IN"/>
           <w14:ligatures w14:val="none"/>
         </w:rPr>
@@ -1009,6 +1115,8 @@
           <w:bCs/>
           <w:color w:val="000000"/>
           <w:kern w:val="0"/>
+          <w:sz w:val="28"/>
+          <w:szCs w:val="28"/>
           <w:lang w:eastAsia="en-IN"/>
           <w14:ligatures w14:val="none"/>
         </w:rPr>
@@ -1019,6 +1127,8 @@
           <w:rFonts w:ascii="Calibri" w:eastAsia="Times New Roman" w:hAnsi="Calibri" w:cs="Calibri"/>
           <w:color w:val="000000"/>
           <w:kern w:val="0"/>
+          <w:sz w:val="28"/>
+          <w:szCs w:val="28"/>
           <w:lang w:eastAsia="en-IN"/>
           <w14:ligatures w14:val="none"/>
         </w:rPr>
@@ -1037,15 +1147,19 @@
           <w:rFonts w:ascii="Calibri" w:eastAsia="Times New Roman" w:hAnsi="Calibri" w:cs="Calibri"/>
           <w:color w:val="000000"/>
           <w:kern w:val="0"/>
-          <w:lang w:eastAsia="en-IN"/>
-          <w14:ligatures w14:val="none"/>
-        </w:rPr>
-      </w:pPr>
-      <w:r>
-        <w:rPr>
-          <w:rFonts w:ascii="Calibri" w:eastAsia="Times New Roman" w:hAnsi="Calibri" w:cs="Calibri"/>
-          <w:color w:val="000000"/>
-          <w:kern w:val="0"/>
+          <w:sz w:val="28"/>
+          <w:szCs w:val="28"/>
+          <w:lang w:eastAsia="en-IN"/>
+          <w14:ligatures w14:val="none"/>
+        </w:rPr>
+      </w:pPr>
+      <w:r>
+        <w:rPr>
+          <w:rFonts w:ascii="Calibri" w:eastAsia="Times New Roman" w:hAnsi="Calibri" w:cs="Calibri"/>
+          <w:color w:val="000000"/>
+          <w:kern w:val="0"/>
+          <w:sz w:val="28"/>
+          <w:szCs w:val="28"/>
           <w:lang w:eastAsia="en-IN"/>
           <w14:ligatures w14:val="none"/>
         </w:rPr>
@@ -1058,6 +1172,8 @@
           <w:bCs/>
           <w:color w:val="000000"/>
           <w:kern w:val="0"/>
+          <w:sz w:val="28"/>
+          <w:szCs w:val="28"/>
           <w:lang w:eastAsia="en-IN"/>
           <w14:ligatures w14:val="none"/>
         </w:rPr>
@@ -1068,6 +1184,8 @@
           <w:rFonts w:ascii="Calibri" w:eastAsia="Times New Roman" w:hAnsi="Calibri" w:cs="Calibri"/>
           <w:color w:val="000000"/>
           <w:kern w:val="0"/>
+          <w:sz w:val="28"/>
+          <w:szCs w:val="28"/>
           <w:lang w:eastAsia="en-IN"/>
           <w14:ligatures w14:val="none"/>
         </w:rPr>
@@ -1080,6 +1198,8 @@
           <w:bCs/>
           <w:color w:val="000000"/>
           <w:kern w:val="0"/>
+          <w:sz w:val="28"/>
+          <w:szCs w:val="28"/>
           <w:lang w:eastAsia="en-IN"/>
           <w14:ligatures w14:val="none"/>
         </w:rPr>
@@ -1090,6 +1210,8 @@
           <w:rFonts w:ascii="Calibri" w:eastAsia="Times New Roman" w:hAnsi="Calibri" w:cs="Calibri"/>
           <w:color w:val="000000"/>
           <w:kern w:val="0"/>
+          <w:sz w:val="28"/>
+          <w:szCs w:val="28"/>
           <w:lang w:eastAsia="en-IN"/>
           <w14:ligatures w14:val="none"/>
         </w:rPr>
@@ -1108,15 +1230,19 @@
           <w:rFonts w:ascii="Calibri" w:eastAsia="Times New Roman" w:hAnsi="Calibri" w:cs="Calibri"/>
           <w:color w:val="000000"/>
           <w:kern w:val="0"/>
-          <w:lang w:eastAsia="en-IN"/>
-          <w14:ligatures w14:val="none"/>
-        </w:rPr>
-      </w:pPr>
-      <w:r>
-        <w:rPr>
-          <w:rFonts w:ascii="Calibri" w:eastAsia="Times New Roman" w:hAnsi="Calibri" w:cs="Calibri"/>
-          <w:color w:val="000000"/>
-          <w:kern w:val="0"/>
+          <w:sz w:val="28"/>
+          <w:szCs w:val="28"/>
+          <w:lang w:eastAsia="en-IN"/>
+          <w14:ligatures w14:val="none"/>
+        </w:rPr>
+      </w:pPr>
+      <w:r>
+        <w:rPr>
+          <w:rFonts w:ascii="Calibri" w:eastAsia="Times New Roman" w:hAnsi="Calibri" w:cs="Calibri"/>
+          <w:color w:val="000000"/>
+          <w:kern w:val="0"/>
+          <w:sz w:val="28"/>
+          <w:szCs w:val="28"/>
           <w:lang w:eastAsia="en-IN"/>
           <w14:ligatures w14:val="none"/>
         </w:rPr>
@@ -1129,6 +1255,8 @@
           <w:bCs/>
           <w:color w:val="000000"/>
           <w:kern w:val="0"/>
+          <w:sz w:val="28"/>
+          <w:szCs w:val="28"/>
           <w:lang w:eastAsia="en-IN"/>
           <w14:ligatures w14:val="none"/>
         </w:rPr>
@@ -1139,6 +1267,8 @@
           <w:rFonts w:ascii="Calibri" w:eastAsia="Times New Roman" w:hAnsi="Calibri" w:cs="Calibri"/>
           <w:color w:val="000000"/>
           <w:kern w:val="0"/>
+          <w:sz w:val="28"/>
+          <w:szCs w:val="28"/>
           <w:lang w:eastAsia="en-IN"/>
           <w14:ligatures w14:val="none"/>
         </w:rPr>
@@ -1157,15 +1287,19 @@
           <w:rFonts w:ascii="Calibri" w:eastAsia="Times New Roman" w:hAnsi="Calibri" w:cs="Calibri"/>
           <w:color w:val="000000"/>
           <w:kern w:val="0"/>
-          <w:lang w:eastAsia="en-IN"/>
-          <w14:ligatures w14:val="none"/>
-        </w:rPr>
-      </w:pPr>
-      <w:r>
-        <w:rPr>
-          <w:rFonts w:ascii="Calibri" w:eastAsia="Times New Roman" w:hAnsi="Calibri" w:cs="Calibri"/>
-          <w:color w:val="000000"/>
-          <w:kern w:val="0"/>
+          <w:sz w:val="28"/>
+          <w:szCs w:val="28"/>
+          <w:lang w:eastAsia="en-IN"/>
+          <w14:ligatures w14:val="none"/>
+        </w:rPr>
+      </w:pPr>
+      <w:r>
+        <w:rPr>
+          <w:rFonts w:ascii="Calibri" w:eastAsia="Times New Roman" w:hAnsi="Calibri" w:cs="Calibri"/>
+          <w:color w:val="000000"/>
+          <w:kern w:val="0"/>
+          <w:sz w:val="28"/>
+          <w:szCs w:val="28"/>
           <w:lang w:eastAsia="en-IN"/>
           <w14:ligatures w14:val="none"/>
         </w:rPr>
@@ -1184,15 +1318,19 @@
           <w:rFonts w:ascii="Calibri" w:eastAsia="Times New Roman" w:hAnsi="Calibri" w:cs="Calibri"/>
           <w:color w:val="000000"/>
           <w:kern w:val="0"/>
-          <w:lang w:eastAsia="en-IN"/>
-          <w14:ligatures w14:val="none"/>
-        </w:rPr>
-      </w:pPr>
-      <w:r>
-        <w:rPr>
-          <w:rFonts w:ascii="Calibri" w:eastAsia="Times New Roman" w:hAnsi="Calibri" w:cs="Calibri"/>
-          <w:color w:val="000000"/>
-          <w:kern w:val="0"/>
+          <w:sz w:val="28"/>
+          <w:szCs w:val="28"/>
+          <w:lang w:eastAsia="en-IN"/>
+          <w14:ligatures w14:val="none"/>
+        </w:rPr>
+      </w:pPr>
+      <w:r>
+        <w:rPr>
+          <w:rFonts w:ascii="Calibri" w:eastAsia="Times New Roman" w:hAnsi="Calibri" w:cs="Calibri"/>
+          <w:color w:val="000000"/>
+          <w:kern w:val="0"/>
+          <w:sz w:val="28"/>
+          <w:szCs w:val="28"/>
           <w:lang w:eastAsia="en-IN"/>
           <w14:ligatures w14:val="none"/>
         </w:rPr>
@@ -1205,6 +1343,8 @@
           <w:bCs/>
           <w:color w:val="000000"/>
           <w:kern w:val="0"/>
+          <w:sz w:val="28"/>
+          <w:szCs w:val="28"/>
           <w:lang w:eastAsia="en-IN"/>
           <w14:ligatures w14:val="none"/>
         </w:rPr>
@@ -1215,6 +1355,8 @@
           <w:rFonts w:ascii="Calibri" w:eastAsia="Times New Roman" w:hAnsi="Calibri" w:cs="Calibri"/>
           <w:color w:val="000000"/>
           <w:kern w:val="0"/>
+          <w:sz w:val="28"/>
+          <w:szCs w:val="28"/>
           <w:lang w:eastAsia="en-IN"/>
           <w14:ligatures w14:val="none"/>
         </w:rPr>
@@ -1227,6 +1369,8 @@
           <w:bCs/>
           <w:color w:val="000000"/>
           <w:kern w:val="0"/>
+          <w:sz w:val="28"/>
+          <w:szCs w:val="28"/>
           <w:lang w:eastAsia="en-IN"/>
           <w14:ligatures w14:val="none"/>
         </w:rPr>
@@ -1239,6 +1383,8 @@
           <w:bCs/>
           <w:color w:val="000000"/>
           <w:kern w:val="0"/>
+          <w:sz w:val="28"/>
+          <w:szCs w:val="28"/>
           <w:lang w:eastAsia="en-IN"/>
           <w14:ligatures w14:val="none"/>
         </w:rPr>
@@ -1257,15 +1403,19 @@
           <w:rFonts w:ascii="Calibri" w:eastAsia="Times New Roman" w:hAnsi="Calibri" w:cs="Calibri"/>
           <w:color w:val="000000"/>
           <w:kern w:val="0"/>
-          <w:lang w:eastAsia="en-IN"/>
-          <w14:ligatures w14:val="none"/>
-        </w:rPr>
-      </w:pPr>
-      <w:r>
-        <w:rPr>
-          <w:rFonts w:ascii="Calibri" w:eastAsia="Times New Roman" w:hAnsi="Calibri" w:cs="Calibri"/>
-          <w:color w:val="000000"/>
-          <w:kern w:val="0"/>
+          <w:sz w:val="28"/>
+          <w:szCs w:val="28"/>
+          <w:lang w:eastAsia="en-IN"/>
+          <w14:ligatures w14:val="none"/>
+        </w:rPr>
+      </w:pPr>
+      <w:r>
+        <w:rPr>
+          <w:rFonts w:ascii="Calibri" w:eastAsia="Times New Roman" w:hAnsi="Calibri" w:cs="Calibri"/>
+          <w:color w:val="000000"/>
+          <w:kern w:val="0"/>
+          <w:sz w:val="28"/>
+          <w:szCs w:val="28"/>
           <w:lang w:eastAsia="en-IN"/>
           <w14:ligatures w14:val="none"/>
         </w:rPr>
@@ -1284,15 +1434,19 @@
           <w:rFonts w:ascii="Calibri" w:eastAsia="Times New Roman" w:hAnsi="Calibri" w:cs="Calibri"/>
           <w:color w:val="000000"/>
           <w:kern w:val="0"/>
-          <w:lang w:eastAsia="en-IN"/>
-          <w14:ligatures w14:val="none"/>
-        </w:rPr>
-      </w:pPr>
-      <w:r>
-        <w:rPr>
-          <w:rFonts w:ascii="Calibri" w:eastAsia="Times New Roman" w:hAnsi="Calibri" w:cs="Calibri"/>
-          <w:color w:val="000000"/>
-          <w:kern w:val="0"/>
+          <w:sz w:val="28"/>
+          <w:szCs w:val="28"/>
+          <w:lang w:eastAsia="en-IN"/>
+          <w14:ligatures w14:val="none"/>
+        </w:rPr>
+      </w:pPr>
+      <w:r>
+        <w:rPr>
+          <w:rFonts w:ascii="Calibri" w:eastAsia="Times New Roman" w:hAnsi="Calibri" w:cs="Calibri"/>
+          <w:color w:val="000000"/>
+          <w:kern w:val="0"/>
+          <w:sz w:val="28"/>
+          <w:szCs w:val="28"/>
           <w:lang w:eastAsia="en-IN"/>
           <w14:ligatures w14:val="none"/>
         </w:rPr>
@@ -1305,6 +1459,8 @@
           <w:bCs/>
           <w:color w:val="000000"/>
           <w:kern w:val="0"/>
+          <w:sz w:val="28"/>
+          <w:szCs w:val="28"/>
           <w:lang w:eastAsia="en-IN"/>
           <w14:ligatures w14:val="none"/>
         </w:rPr>
@@ -1315,6 +1471,8 @@
           <w:rFonts w:ascii="Calibri" w:eastAsia="Times New Roman" w:hAnsi="Calibri" w:cs="Calibri"/>
           <w:color w:val="000000"/>
           <w:kern w:val="0"/>
+          <w:sz w:val="28"/>
+          <w:szCs w:val="28"/>
           <w:lang w:eastAsia="en-IN"/>
           <w14:ligatures w14:val="none"/>
         </w:rPr>
@@ -1327,6 +1485,8 @@
           <w:bCs/>
           <w:color w:val="000000"/>
           <w:kern w:val="0"/>
+          <w:sz w:val="28"/>
+          <w:szCs w:val="28"/>
           <w:lang w:eastAsia="en-IN"/>
           <w14:ligatures w14:val="none"/>
         </w:rPr>
@@ -1337,6 +1497,8 @@
           <w:rFonts w:ascii="Calibri" w:eastAsia="Times New Roman" w:hAnsi="Calibri" w:cs="Calibri"/>
           <w:color w:val="000000"/>
           <w:kern w:val="0"/>
+          <w:sz w:val="28"/>
+          <w:szCs w:val="28"/>
           <w:lang w:eastAsia="en-IN"/>
           <w14:ligatures w14:val="none"/>
         </w:rPr>
@@ -1355,29 +1517,23 @@
           <w:rFonts w:ascii="Calibri" w:eastAsia="Times New Roman" w:hAnsi="Calibri" w:cs="Calibri"/>
           <w:color w:val="000000"/>
           <w:kern w:val="0"/>
-          <w:lang w:eastAsia="en-IN"/>
-          <w14:ligatures w14:val="none"/>
-        </w:rPr>
-      </w:pPr>
-      <w:r>
-        <w:rPr>
-          <w:rFonts w:ascii="Calibri" w:eastAsia="Times New Roman" w:hAnsi="Calibri" w:cs="Calibri"/>
-          <w:color w:val="000000"/>
-          <w:kern w:val="0"/>
-          <w:lang w:eastAsia="en-IN"/>
-          <w14:ligatures w14:val="none"/>
-        </w:rPr>
-        <w:t xml:space="preserve">And </w:t>
-      </w:r>
-      <w:r>
-        <w:rPr>
-          <w:rFonts w:ascii="Calibri" w:eastAsia="Times New Roman" w:hAnsi="Calibri" w:cs="Calibri"/>
-          <w:color w:val="000000"/>
-          <w:kern w:val="0"/>
-          <w:lang w:eastAsia="en-IN"/>
-          <w14:ligatures w14:val="none"/>
-        </w:rPr>
-        <w:t>The database table will be created successfully without using a data element.</w:t>
+          <w:sz w:val="28"/>
+          <w:szCs w:val="28"/>
+          <w:lang w:eastAsia="en-IN"/>
+          <w14:ligatures w14:val="none"/>
+        </w:rPr>
+      </w:pPr>
+      <w:r>
+        <w:rPr>
+          <w:rFonts w:ascii="Calibri" w:eastAsia="Times New Roman" w:hAnsi="Calibri" w:cs="Calibri"/>
+          <w:color w:val="000000"/>
+          <w:kern w:val="0"/>
+          <w:sz w:val="28"/>
+          <w:szCs w:val="28"/>
+          <w:lang w:eastAsia="en-IN"/>
+          <w14:ligatures w14:val="none"/>
+        </w:rPr>
+        <w:t>And The database table will be created successfully without using a data element.</w:t>
       </w:r>
     </w:p>
     <w:p>
@@ -1580,6 +1736,7 @@
           <w:lang w:eastAsia="en-IN"/>
           <w14:ligatures w14:val="none"/>
         </w:rPr>
+        <w:lastRenderedPageBreak/>
         <w:t>Activation will be partial or failed</w:t>
       </w:r>
     </w:p>
@@ -1661,7 +1818,6 @@
           <w:lang w:eastAsia="en-IN"/>
           <w14:ligatures w14:val="none"/>
         </w:rPr>
-        <w:lastRenderedPageBreak/>
         <w:t>Reducing the data length from 10 to 5 </w:t>
       </w:r>
       <w:r>
@@ -2309,7 +2465,6 @@
           <w:b/>
           <w:bCs/>
         </w:rPr>
-        <w:lastRenderedPageBreak/>
         <w:t>Medium Label (20 chars):</w:t>
       </w:r>
       <w:r>
@@ -3813,7 +3968,37 @@
           <w:lang w:eastAsia="en-IN"/>
           <w14:ligatures w14:val="none"/>
         </w:rPr>
-        <w:t xml:space="preserve"> (APPL0,APPL1,APPL2)</w:t>
+        <w:t xml:space="preserve"> (APPL</w:t>
+      </w:r>
+      <w:proofErr w:type="gramStart"/>
+      <w:r>
+        <w:rPr>
+          <w:rFonts w:ascii="Calibri" w:eastAsia="Times New Roman" w:hAnsi="Calibri" w:cs="Calibri"/>
+          <w:b/>
+          <w:bCs/>
+          <w:color w:val="000000"/>
+          <w:kern w:val="0"/>
+          <w:sz w:val="28"/>
+          <w:szCs w:val="28"/>
+          <w:lang w:eastAsia="en-IN"/>
+          <w14:ligatures w14:val="none"/>
+        </w:rPr>
+        <w:t>0,APPL1,APPL</w:t>
+      </w:r>
+      <w:proofErr w:type="gramEnd"/>
+      <w:r>
+        <w:rPr>
+          <w:rFonts w:ascii="Calibri" w:eastAsia="Times New Roman" w:hAnsi="Calibri" w:cs="Calibri"/>
+          <w:b/>
+          <w:bCs/>
+          <w:color w:val="000000"/>
+          <w:kern w:val="0"/>
+          <w:sz w:val="28"/>
+          <w:szCs w:val="28"/>
+          <w:lang w:eastAsia="en-IN"/>
+          <w14:ligatures w14:val="none"/>
+        </w:rPr>
+        <w:t>2)</w:t>
       </w:r>
     </w:p>
     <w:p>

--- a/Assignment 8.docx
+++ b/Assignment 8.docx
@@ -713,7 +713,7 @@
         </w:rPr>
         <w:lastRenderedPageBreak/>
         <w:drawing>
-          <wp:inline distT="0" distB="0" distL="0" distR="0" wp14:anchorId="38B149B4" wp14:editId="04655157">
+          <wp:inline distT="0" distB="0" distL="0" distR="0" wp14:anchorId="38B149B4" wp14:editId="1E78213E">
             <wp:extent cx="3914775" cy="2681061"/>
             <wp:effectExtent l="0" t="0" r="0" b="5080"/>
             <wp:docPr id="432966713" name="Picture 1"/>
@@ -1566,9 +1566,9 @@
           <w14:ligatures w14:val="none"/>
         </w:rPr>
         <w:drawing>
-          <wp:inline distT="0" distB="0" distL="0" distR="0" wp14:anchorId="29CC1E09" wp14:editId="505B2B30">
-            <wp:extent cx="5654467" cy="1052830"/>
-            <wp:effectExtent l="0" t="0" r="3810" b="0"/>
+          <wp:inline distT="0" distB="0" distL="0" distR="0" wp14:anchorId="29CC1E09" wp14:editId="08BFF3AF">
+            <wp:extent cx="5650997" cy="766445"/>
+            <wp:effectExtent l="0" t="0" r="6985" b="0"/>
             <wp:docPr id="606735836" name="Picture 1"/>
             <wp:cNvGraphicFramePr>
               <a:graphicFrameLocks xmlns:a="http://schemas.openxmlformats.org/drawingml/2006/main" noChangeAspect="1"/>
@@ -1580,20 +1580,29 @@
                     <pic:cNvPr id="606735836" name=""/>
                     <pic:cNvPicPr/>
                   </pic:nvPicPr>
-                  <pic:blipFill>
+                  <pic:blipFill rotWithShape="1">
                     <a:blip r:embed="rId10"/>
+                    <a:srcRect t="25815"/>
                     <a:stretch>
                       <a:fillRect/>
                     </a:stretch>
                   </pic:blipFill>
-                  <pic:spPr>
+                  <pic:spPr bwMode="auto">
                     <a:xfrm>
                       <a:off x="0" y="0"/>
-                      <a:ext cx="5669395" cy="1055610"/>
+                      <a:ext cx="5710961" cy="774578"/>
                     </a:xfrm>
                     <a:prstGeom prst="rect">
                       <a:avLst/>
                     </a:prstGeom>
+                    <a:ln>
+                      <a:noFill/>
+                    </a:ln>
+                    <a:extLst>
+                      <a:ext uri="{53640926-AAD7-44D8-BBD7-CCE9431645EC}">
+                        <a14:shadowObscured xmlns:a14="http://schemas.microsoft.com/office/drawing/2010/main"/>
+                      </a:ext>
+                    </a:extLst>
                   </pic:spPr>
                 </pic:pic>
               </a:graphicData>
@@ -1736,7 +1745,6 @@
           <w:lang w:eastAsia="en-IN"/>
           <w14:ligatures w14:val="none"/>
         </w:rPr>
-        <w:lastRenderedPageBreak/>
         <w:t>Activation will be partial or failed</w:t>
       </w:r>
     </w:p>
@@ -1791,6 +1799,7 @@
           <w:lang w:eastAsia="en-IN"/>
           <w14:ligatures w14:val="none"/>
         </w:rPr>
+        <w:lastRenderedPageBreak/>
         <w:t>SAP protects data and does not automatically delete or cut existing values.</w:t>
       </w:r>
     </w:p>
@@ -2442,6 +2451,7 @@
           <w:b/>
           <w:bCs/>
         </w:rPr>
+        <w:lastRenderedPageBreak/>
         <w:t>Short Label (10 chars):</w:t>
       </w:r>
       <w:r>
